--- a/android移动开发/chaoxing/sy1/移动开发实验一.docx
+++ b/android移动开发/chaoxing/sy1/移动开发实验一.docx
@@ -795,70 +795,48 @@
         <w:pStyle w:val="af4"/>
         <w:spacing w:line="360" w:lineRule="auto"/>
         <w:rPr>
+          <w:rFonts w:ascii="黑体" w:eastAsia="黑体" w:hAnsi="Times New Roman"/>
+          <w:sz w:val="30"/>
+        </w:rPr>
+      </w:pPr>
+      <w:r>
+        <w:rPr>
           <w:rFonts w:ascii="黑体" w:eastAsia="黑体" w:hAnsi="Times New Roman" w:hint="eastAsia"/>
           <w:sz w:val="30"/>
-          <w:lang w:val="en-US"/>
+        </w:rPr>
+        <w:t xml:space="preserve">三、实验内容及步骤 </w:t>
+      </w:r>
+    </w:p>
+    <w:p>
+      <w:pPr>
+        <w:pStyle w:val="af4"/>
+        <w:spacing w:line="360" w:lineRule="auto"/>
+        <w:rPr>
+          <w:rFonts w:ascii="黑体" w:eastAsia="黑体" w:hAnsi="Times New Roman"/>
+          <w:sz w:val="30"/>
         </w:rPr>
       </w:pPr>
       <w:r>
         <w:rPr>
           <w:rFonts w:ascii="黑体" w:eastAsia="黑体" w:hAnsi="Times New Roman" w:hint="eastAsia"/>
           <w:sz w:val="30"/>
-          <w:lang w:val="en-US" w:eastAsia="zh-CN"/>
-        </w:rPr>
-        <w:t>三、</w:t>
-      </w:r>
+        </w:rPr>
+        <w:t>程序1：</w:t>
+      </w:r>
+    </w:p>
+    <w:p>
+      <w:pPr>
+        <w:pStyle w:val="af4"/>
+        <w:spacing w:line="360" w:lineRule="auto"/>
+        <w:rPr>
+          <w:rFonts w:ascii="黑体" w:eastAsia="黑体" w:hAnsi="Times New Roman"/>
+          <w:sz w:val="30"/>
+        </w:rPr>
+      </w:pPr>
       <w:r>
         <w:rPr>
           <w:rFonts w:ascii="黑体" w:eastAsia="黑体" w:hAnsi="Times New Roman" w:hint="eastAsia"/>
           <w:sz w:val="30"/>
-          <w:lang w:val="en-US"/>
-        </w:rPr>
-        <w:t>实验内容及步骤</w:t>
-      </w:r>
-      <w:r>
-        <w:rPr>
-          <w:rFonts w:ascii="黑体" w:eastAsia="黑体" w:hAnsi="Times New Roman" w:hint="eastAsia"/>
-          <w:sz w:val="30"/>
-          <w:lang w:val="en-US" w:eastAsia="zh-CN"/>
-        </w:rPr>
-        <w:t xml:space="preserve"> </w:t>
-      </w:r>
-    </w:p>
-    <w:p>
-      <w:pPr>
-        <w:pStyle w:val="af4"/>
-        <w:spacing w:line="360" w:lineRule="auto"/>
-        <w:rPr>
-          <w:rFonts w:ascii="黑体" w:eastAsia="黑体" w:hAnsi="Times New Roman" w:hint="eastAsia"/>
-          <w:sz w:val="30"/>
-          <w:lang w:val="en-US"/>
-        </w:rPr>
-      </w:pPr>
-      <w:r>
-        <w:rPr>
-          <w:rFonts w:ascii="黑体" w:eastAsia="黑体" w:hAnsi="Times New Roman" w:hint="eastAsia"/>
-          <w:sz w:val="30"/>
-          <w:lang w:val="en-US"/>
-        </w:rPr>
-        <w:t>程序1：</w:t>
-      </w:r>
-    </w:p>
-    <w:p>
-      <w:pPr>
-        <w:pStyle w:val="af4"/>
-        <w:spacing w:line="360" w:lineRule="auto"/>
-        <w:rPr>
-          <w:rFonts w:ascii="黑体" w:eastAsia="黑体" w:hAnsi="Times New Roman" w:hint="eastAsia"/>
-          <w:sz w:val="30"/>
-          <w:lang w:val="en-US"/>
-        </w:rPr>
-      </w:pPr>
-      <w:r>
-        <w:rPr>
-          <w:rFonts w:ascii="黑体" w:eastAsia="黑体" w:hAnsi="Times New Roman" w:hint="eastAsia"/>
-          <w:sz w:val="30"/>
-          <w:lang w:val="en-US"/>
         </w:rPr>
         <w:t>要求：</w:t>
       </w:r>
@@ -873,9 +851,29 @@
           <w:color w:val="000000"/>
           <w:sz w:val="24"/>
           <w:szCs w:val="24"/>
+        </w:rPr>
+      </w:pPr>
+      <w:r>
+        <w:rPr>
+          <w:rFonts w:ascii="宋体" w:hAnsi="宋体" w:hint="eastAsia"/>
+          <w:b/>
+          <w:color w:val="000000"/>
+          <w:sz w:val="24"/>
+          <w:szCs w:val="24"/>
+        </w:rPr>
+        <w:t xml:space="preserve">  1.</w:t>
+      </w:r>
+      <w:r>
+        <w:rPr>
+          <w:rFonts w:ascii="宋体" w:hAnsi="宋体" w:hint="eastAsia"/>
+          <w:b/>
+          <w:color w:val="000000"/>
+          <w:sz w:val="24"/>
+          <w:szCs w:val="24"/>
           <w:lang w:val="zh-CN"/>
         </w:rPr>
-      </w:pPr>
+        <w:t>在</w:t>
+      </w:r>
       <w:r>
         <w:rPr>
           <w:rFonts w:ascii="宋体" w:hAnsi="宋体" w:hint="eastAsia"/>
@@ -883,9 +881,92 @@
           <w:color w:val="000000"/>
           <w:sz w:val="24"/>
           <w:szCs w:val="24"/>
+        </w:rPr>
+        <w:t>android studio</w:t>
+      </w:r>
+      <w:r>
+        <w:rPr>
+          <w:rFonts w:ascii="宋体" w:hAnsi="宋体" w:hint="eastAsia"/>
+          <w:b/>
+          <w:color w:val="000000"/>
+          <w:sz w:val="24"/>
+          <w:szCs w:val="24"/>
           <w:lang w:val="zh-CN"/>
         </w:rPr>
-        <w:t xml:space="preserve">  1.在android studio中创建Android应用程序test1，修改其中res/layout目录下的布局文件main.xml. </w:t>
+        <w:t>中创建</w:t>
+      </w:r>
+      <w:r>
+        <w:rPr>
+          <w:rFonts w:ascii="宋体" w:hAnsi="宋体" w:hint="eastAsia"/>
+          <w:b/>
+          <w:color w:val="000000"/>
+          <w:sz w:val="24"/>
+          <w:szCs w:val="24"/>
+        </w:rPr>
+        <w:t>Android</w:t>
+      </w:r>
+      <w:r>
+        <w:rPr>
+          <w:rFonts w:ascii="宋体" w:hAnsi="宋体" w:hint="eastAsia"/>
+          <w:b/>
+          <w:color w:val="000000"/>
+          <w:sz w:val="24"/>
+          <w:szCs w:val="24"/>
+          <w:lang w:val="zh-CN"/>
+        </w:rPr>
+        <w:t>应用程序</w:t>
+      </w:r>
+      <w:r>
+        <w:rPr>
+          <w:rFonts w:ascii="宋体" w:hAnsi="宋体" w:hint="eastAsia"/>
+          <w:b/>
+          <w:color w:val="000000"/>
+          <w:sz w:val="24"/>
+          <w:szCs w:val="24"/>
+        </w:rPr>
+        <w:t>test1，</w:t>
+      </w:r>
+      <w:r>
+        <w:rPr>
+          <w:rFonts w:ascii="宋体" w:hAnsi="宋体" w:hint="eastAsia"/>
+          <w:b/>
+          <w:color w:val="000000"/>
+          <w:sz w:val="24"/>
+          <w:szCs w:val="24"/>
+          <w:lang w:val="zh-CN"/>
+        </w:rPr>
+        <w:t>修改其中</w:t>
+      </w:r>
+      <w:r>
+        <w:rPr>
+          <w:rFonts w:ascii="宋体" w:hAnsi="宋体" w:hint="eastAsia"/>
+          <w:b/>
+          <w:color w:val="000000"/>
+          <w:sz w:val="24"/>
+          <w:szCs w:val="24"/>
+        </w:rPr>
+        <w:t>res/layout</w:t>
+      </w:r>
+      <w:r>
+        <w:rPr>
+          <w:rFonts w:ascii="宋体" w:hAnsi="宋体" w:hint="eastAsia"/>
+          <w:b/>
+          <w:color w:val="000000"/>
+          <w:sz w:val="24"/>
+          <w:szCs w:val="24"/>
+          <w:lang w:val="zh-CN"/>
+        </w:rPr>
+        <w:t>目录下的布局文件</w:t>
+      </w:r>
+      <w:r>
+        <w:rPr>
+          <w:rFonts w:ascii="宋体" w:hAnsi="宋体" w:hint="eastAsia"/>
+          <w:b/>
+          <w:color w:val="000000"/>
+          <w:sz w:val="24"/>
+          <w:szCs w:val="24"/>
+        </w:rPr>
+        <w:t xml:space="preserve">main.xml. </w:t>
       </w:r>
     </w:p>
     <w:p>
@@ -898,9 +979,30 @@
           <w:color w:val="000000"/>
           <w:sz w:val="24"/>
           <w:szCs w:val="24"/>
+        </w:rPr>
+      </w:pPr>
+      <w:r>
+        <w:rPr>
+          <w:rFonts w:ascii="宋体" w:hAnsi="宋体" w:hint="eastAsia"/>
+          <w:b/>
+          <w:color w:val="000000"/>
+          <w:sz w:val="24"/>
+          <w:szCs w:val="24"/>
+        </w:rPr>
+        <w:t>2.</w:t>
+      </w:r>
+      <w:r>
+        <w:rPr>
+          <w:rFonts w:ascii="宋体" w:hAnsi="宋体" w:hint="eastAsia"/>
+          <w:b/>
+          <w:color w:val="000000"/>
+          <w:sz w:val="24"/>
+          <w:szCs w:val="24"/>
           <w:lang w:val="zh-CN"/>
         </w:rPr>
-      </w:pPr>
+        <w:t>在</w:t>
+      </w:r>
+      <w:proofErr w:type="spellStart"/>
       <w:r>
         <w:rPr>
           <w:rFonts w:ascii="宋体" w:hAnsi="宋体" w:hint="eastAsia"/>
@@ -908,9 +1010,83 @@
           <w:color w:val="000000"/>
           <w:sz w:val="24"/>
           <w:szCs w:val="24"/>
+        </w:rPr>
+        <w:t>src</w:t>
+      </w:r>
+      <w:proofErr w:type="spellEnd"/>
+      <w:r>
+        <w:rPr>
+          <w:rFonts w:ascii="宋体" w:hAnsi="宋体" w:hint="eastAsia"/>
+          <w:b/>
+          <w:color w:val="000000"/>
+          <w:sz w:val="24"/>
+          <w:szCs w:val="24"/>
           <w:lang w:val="zh-CN"/>
         </w:rPr>
-        <w:t>2.在src目录下的Activity类中，添加Java代码。</w:t>
+        <w:t>目录下的</w:t>
+      </w:r>
+      <w:r>
+        <w:rPr>
+          <w:rFonts w:ascii="宋体" w:hAnsi="宋体" w:hint="eastAsia"/>
+          <w:b/>
+          <w:color w:val="000000"/>
+          <w:sz w:val="24"/>
+          <w:szCs w:val="24"/>
+        </w:rPr>
+        <w:t>Activity</w:t>
+      </w:r>
+      <w:r>
+        <w:rPr>
+          <w:rFonts w:ascii="宋体" w:hAnsi="宋体" w:hint="eastAsia"/>
+          <w:b/>
+          <w:color w:val="000000"/>
+          <w:sz w:val="24"/>
+          <w:szCs w:val="24"/>
+          <w:lang w:val="zh-CN"/>
+        </w:rPr>
+        <w:t>类中</w:t>
+      </w:r>
+      <w:r>
+        <w:rPr>
+          <w:rFonts w:ascii="宋体" w:hAnsi="宋体" w:hint="eastAsia"/>
+          <w:b/>
+          <w:color w:val="000000"/>
+          <w:sz w:val="24"/>
+          <w:szCs w:val="24"/>
+        </w:rPr>
+        <w:t>，</w:t>
+      </w:r>
+      <w:r>
+        <w:rPr>
+          <w:rFonts w:ascii="宋体" w:hAnsi="宋体" w:hint="eastAsia"/>
+          <w:b/>
+          <w:color w:val="000000"/>
+          <w:sz w:val="24"/>
+          <w:szCs w:val="24"/>
+          <w:lang w:val="zh-CN"/>
+        </w:rPr>
+        <w:t>添加</w:t>
+      </w:r>
+      <w:r>
+        <w:rPr>
+          <w:rFonts w:ascii="宋体" w:hAnsi="宋体" w:hint="eastAsia"/>
+          <w:b/>
+          <w:color w:val="000000"/>
+          <w:sz w:val="24"/>
+          <w:szCs w:val="24"/>
+        </w:rPr>
+        <w:t>Java</w:t>
+      </w:r>
+      <w:r>
+        <w:rPr>
+          <w:rFonts w:ascii="宋体" w:hAnsi="宋体" w:hint="eastAsia"/>
+          <w:b/>
+          <w:color w:val="000000"/>
+          <w:sz w:val="24"/>
+          <w:szCs w:val="24"/>
+          <w:lang w:val="zh-CN"/>
+        </w:rPr>
+        <w:t>代码。</w:t>
       </w:r>
     </w:p>
     <w:p>
@@ -923,19 +1099,28 @@
           <w:color w:val="000000"/>
           <w:sz w:val="24"/>
           <w:szCs w:val="24"/>
+        </w:rPr>
+      </w:pPr>
+      <w:r>
+        <w:rPr>
+          <w:rFonts w:ascii="宋体" w:hAnsi="宋体" w:hint="eastAsia"/>
+          <w:b/>
+          <w:color w:val="000000"/>
+          <w:sz w:val="24"/>
+          <w:szCs w:val="24"/>
+        </w:rPr>
+        <w:t>3.</w:t>
+      </w:r>
+      <w:r>
+        <w:rPr>
+          <w:rFonts w:ascii="宋体" w:hAnsi="宋体" w:hint="eastAsia"/>
+          <w:b/>
+          <w:color w:val="000000"/>
+          <w:sz w:val="24"/>
+          <w:szCs w:val="24"/>
           <w:lang w:val="zh-CN"/>
         </w:rPr>
-      </w:pPr>
-      <w:r>
-        <w:rPr>
-          <w:rFonts w:ascii="宋体" w:hAnsi="宋体" w:hint="eastAsia"/>
-          <w:b/>
-          <w:color w:val="000000"/>
-          <w:sz w:val="24"/>
-          <w:szCs w:val="24"/>
-          <w:lang w:val="zh-CN"/>
-        </w:rPr>
-        <w:t>3.程序实现结果</w:t>
+        <w:t>程序实现结果</w:t>
       </w:r>
     </w:p>
     <w:p>
@@ -948,7 +1133,6 @@
           <w:color w:val="000000"/>
           <w:sz w:val="28"/>
           <w:szCs w:val="24"/>
-          <w:lang w:val="zh-CN"/>
         </w:rPr>
       </w:pPr>
       <w:r>
@@ -958,10 +1142,30 @@
           <w:color w:val="000000"/>
           <w:sz w:val="28"/>
           <w:szCs w:val="24"/>
+        </w:rPr>
+        <w:lastRenderedPageBreak/>
+        <w:t>（1）</w:t>
+      </w:r>
+      <w:r>
+        <w:rPr>
+          <w:rFonts w:ascii="宋体" w:hAnsi="宋体" w:hint="eastAsia"/>
+          <w:b/>
+          <w:color w:val="000000"/>
+          <w:sz w:val="28"/>
+          <w:szCs w:val="24"/>
           <w:lang w:val="zh-CN"/>
         </w:rPr>
-        <w:lastRenderedPageBreak/>
-        <w:t>（1）主活动界面如下：</w:t>
+        <w:t>主活动界面如下</w:t>
+      </w:r>
+      <w:r>
+        <w:rPr>
+          <w:rFonts w:ascii="宋体" w:hAnsi="宋体" w:hint="eastAsia"/>
+          <w:b/>
+          <w:color w:val="000000"/>
+          <w:sz w:val="28"/>
+          <w:szCs w:val="24"/>
+        </w:rPr>
+        <w:t>：</w:t>
       </w:r>
     </w:p>
     <w:p>
@@ -969,11 +1173,10 @@
         <w:pStyle w:val="af4"/>
         <w:ind w:left="420"/>
         <w:rPr>
-          <w:rFonts w:ascii="黑体" w:eastAsia="黑体" w:hAnsi="Times New Roman" w:hint="eastAsia"/>
+          <w:rFonts w:ascii="黑体" w:eastAsia="黑体" w:hAnsi="Times New Roman"/>
           <w:b/>
           <w:sz w:val="28"/>
           <w:szCs w:val="28"/>
-          <w:lang w:val="en-US"/>
         </w:rPr>
       </w:pPr>
       <w:r>
@@ -983,7 +1186,6 @@
           <w:noProof/>
           <w:sz w:val="28"/>
           <w:szCs w:val="28"/>
-          <w:lang w:val="en-US"/>
         </w:rPr>
         <w:drawing>
           <wp:inline distT="0" distB="0" distL="0" distR="0" wp14:anchorId="7362EF76" wp14:editId="524B5718">
@@ -1065,11 +1267,10 @@
         <w:pStyle w:val="af4"/>
         <w:ind w:left="420"/>
         <w:rPr>
-          <w:rFonts w:ascii="黑体" w:eastAsia="黑体" w:hAnsi="Times New Roman" w:hint="eastAsia"/>
+          <w:rFonts w:ascii="黑体" w:eastAsia="黑体" w:hAnsi="Times New Roman"/>
           <w:b/>
           <w:sz w:val="28"/>
           <w:szCs w:val="28"/>
-          <w:lang w:val="en-US"/>
         </w:rPr>
       </w:pPr>
       <w:r>
@@ -1079,7 +1280,6 @@
           <w:noProof/>
           <w:sz w:val="28"/>
           <w:szCs w:val="28"/>
-          <w:lang w:val="en-US"/>
         </w:rPr>
         <w:drawing>
           <wp:inline distT="0" distB="0" distL="0" distR="0" wp14:anchorId="35896526" wp14:editId="3827B4AE">
@@ -1161,11 +1361,10 @@
         <w:pStyle w:val="af4"/>
         <w:ind w:left="420"/>
         <w:rPr>
-          <w:rFonts w:ascii="黑体" w:eastAsia="黑体" w:hAnsi="Times New Roman" w:hint="eastAsia"/>
+          <w:rFonts w:ascii="黑体" w:eastAsia="黑体" w:hAnsi="Times New Roman"/>
           <w:b/>
           <w:sz w:val="28"/>
           <w:szCs w:val="28"/>
-          <w:lang w:val="en-US"/>
         </w:rPr>
       </w:pPr>
       <w:r>
@@ -1175,7 +1374,6 @@
           <w:noProof/>
           <w:sz w:val="28"/>
           <w:szCs w:val="28"/>
-          <w:lang w:val="en-US"/>
         </w:rPr>
         <w:lastRenderedPageBreak/>
         <w:drawing>
@@ -1258,11 +1456,10 @@
         <w:pStyle w:val="af4"/>
         <w:ind w:left="420"/>
         <w:rPr>
-          <w:rFonts w:ascii="黑体" w:eastAsia="黑体" w:hAnsi="Times New Roman" w:hint="eastAsia"/>
+          <w:rFonts w:ascii="黑体" w:eastAsia="黑体" w:hAnsi="Times New Roman"/>
           <w:b/>
           <w:sz w:val="28"/>
           <w:szCs w:val="28"/>
-          <w:lang w:val="en-US"/>
         </w:rPr>
       </w:pPr>
       <w:r>
@@ -1272,11 +1469,10 @@
           <w:noProof/>
           <w:sz w:val="28"/>
           <w:szCs w:val="28"/>
-          <w:lang w:val="en-US"/>
         </w:rPr>
         <w:lastRenderedPageBreak/>
         <w:drawing>
-          <wp:inline distT="0" distB="0" distL="0" distR="0" wp14:anchorId="03182D16" wp14:editId="0ECA3FBA">
+          <wp:inline distT="0" distB="0" distL="0" distR="0" wp14:anchorId="03182D16" wp14:editId="3D681837">
             <wp:extent cx="4388485" cy="4141470"/>
             <wp:effectExtent l="0" t="0" r="0" b="0"/>
             <wp:docPr id="1688351012" name="图片 21"/>
@@ -1330,11 +1526,10 @@
         <w:pStyle w:val="af4"/>
         <w:ind w:left="420"/>
         <w:rPr>
-          <w:rFonts w:ascii="黑体" w:eastAsia="黑体" w:hAnsi="Times New Roman" w:hint="eastAsia"/>
+          <w:rFonts w:ascii="黑体" w:eastAsia="黑体" w:hAnsi="Times New Roman"/>
           <w:b/>
           <w:sz w:val="28"/>
           <w:szCs w:val="28"/>
-          <w:lang w:val="en-US"/>
         </w:rPr>
       </w:pPr>
       <w:r>
@@ -1343,7 +1538,6 @@
           <w:b/>
           <w:sz w:val="28"/>
           <w:szCs w:val="28"/>
-          <w:lang w:val="en-US"/>
         </w:rPr>
         <w:t>注意：给出的代码只是将“爱好+性别”信息弹出，请自己将用户名和密码也追加进去，并弹出，即弹出“用户名+密码+爱好+性别”。</w:t>
       </w:r>
@@ -1354,13 +1548,12 @@
         <w:spacing w:line="360" w:lineRule="auto"/>
         <w:ind w:firstLineChars="100" w:firstLine="240"/>
         <w:rPr>
-          <w:rFonts w:hAnsi="宋体" w:hint="eastAsia"/>
+          <w:rFonts w:hAnsi="宋体"/>
           <w:b/>
           <w:color w:val="000000"/>
           <w:kern w:val="0"/>
           <w:sz w:val="24"/>
           <w:szCs w:val="24"/>
-          <w:lang w:val="en-US"/>
         </w:rPr>
       </w:pPr>
       <w:r>
@@ -1371,7 +1564,6 @@
           <w:kern w:val="0"/>
           <w:sz w:val="24"/>
           <w:szCs w:val="24"/>
-          <w:lang w:val="en-US"/>
         </w:rPr>
         <w:t>（5）在空白处写出布局文件和activity文件代码</w:t>
       </w:r>
@@ -1383,9 +1575,240 @@
           <w:kern w:val="0"/>
           <w:sz w:val="24"/>
           <w:szCs w:val="24"/>
-          <w:lang w:val="en-US"/>
         </w:rPr>
         <w:t>。</w:t>
+      </w:r>
+    </w:p>
+    <w:p>
+      <w:pPr>
+        <w:pStyle w:val="af4"/>
+        <w:spacing w:line="360" w:lineRule="auto"/>
+        <w:jc w:val="center"/>
+        <w:rPr>
+          <w:rFonts w:hAnsi="宋体" w:hint="eastAsia"/>
+          <w:b/>
+          <w:color w:val="000000"/>
+          <w:kern w:val="0"/>
+          <w:sz w:val="24"/>
+          <w:szCs w:val="24"/>
+        </w:rPr>
+      </w:pPr>
+      <w:r>
+        <w:rPr>
+          <w:noProof/>
+          <w14:ligatures w14:val="standardContextual"/>
+        </w:rPr>
+        <w:drawing>
+          <wp:inline distT="0" distB="0" distL="0" distR="0" wp14:anchorId="03D7380D" wp14:editId="67BE2ECD">
+            <wp:extent cx="4663440" cy="3273839"/>
+            <wp:effectExtent l="0" t="0" r="3810" b="3175"/>
+            <wp:docPr id="1209024658" name="图片 1" descr="文本&#10;&#10;描述已自动生成"/>
+            <wp:cNvGraphicFramePr>
+              <a:graphicFrameLocks xmlns:a="http://schemas.openxmlformats.org/drawingml/2006/main" noChangeAspect="1"/>
+            </wp:cNvGraphicFramePr>
+            <a:graphic xmlns:a="http://schemas.openxmlformats.org/drawingml/2006/main">
+              <a:graphicData uri="http://schemas.openxmlformats.org/drawingml/2006/picture">
+                <pic:pic xmlns:pic="http://schemas.openxmlformats.org/drawingml/2006/picture">
+                  <pic:nvPicPr>
+                    <pic:cNvPr id="1209024658" name="图片 1" descr="文本&#10;&#10;描述已自动生成"/>
+                    <pic:cNvPicPr/>
+                  </pic:nvPicPr>
+                  <pic:blipFill>
+                    <a:blip r:embed="rId11"/>
+                    <a:stretch>
+                      <a:fillRect/>
+                    </a:stretch>
+                  </pic:blipFill>
+                  <pic:spPr>
+                    <a:xfrm>
+                      <a:off x="0" y="0"/>
+                      <a:ext cx="4721535" cy="3314623"/>
+                    </a:xfrm>
+                    <a:prstGeom prst="rect">
+                      <a:avLst/>
+                    </a:prstGeom>
+                  </pic:spPr>
+                </pic:pic>
+              </a:graphicData>
+            </a:graphic>
+          </wp:inline>
+        </w:drawing>
+      </w:r>
+    </w:p>
+    <w:p>
+      <w:pPr>
+        <w:pStyle w:val="af4"/>
+        <w:spacing w:line="360" w:lineRule="auto"/>
+        <w:rPr>
+          <w:rFonts w:ascii="黑体" w:eastAsia="黑体" w:hAnsi="Times New Roman" w:hint="eastAsia"/>
+          <w:sz w:val="30"/>
+        </w:rPr>
+      </w:pPr>
+    </w:p>
+    <w:p>
+      <w:pPr>
+        <w:pStyle w:val="af4"/>
+        <w:spacing w:line="360" w:lineRule="auto"/>
+        <w:rPr>
+          <w:rFonts w:ascii="黑体" w:eastAsia="黑体" w:hAnsi="Times New Roman" w:hint="eastAsia"/>
+          <w:sz w:val="30"/>
+        </w:rPr>
+      </w:pPr>
+      <w:r>
+        <w:rPr>
+          <w:noProof/>
+          <w14:ligatures w14:val="standardContextual"/>
+        </w:rPr>
+        <w:drawing>
+          <wp:anchor distT="0" distB="0" distL="114300" distR="114300" simplePos="0" relativeHeight="251661312" behindDoc="0" locked="0" layoutInCell="1" allowOverlap="1" wp14:anchorId="4F8D7A37" wp14:editId="4DAC76C9">
+            <wp:simplePos x="0" y="0"/>
+            <wp:positionH relativeFrom="page">
+              <wp:posOffset>3916680</wp:posOffset>
+            </wp:positionH>
+            <wp:positionV relativeFrom="paragraph">
+              <wp:posOffset>0</wp:posOffset>
+            </wp:positionV>
+            <wp:extent cx="3129280" cy="4132580"/>
+            <wp:effectExtent l="0" t="0" r="0" b="1270"/>
+            <wp:wrapSquare wrapText="bothSides"/>
+            <wp:docPr id="1308037215" name="图片 1" descr="图形用户界面, 文本, 应用程序&#10;&#10;描述已自动生成"/>
+            <wp:cNvGraphicFramePr>
+              <a:graphicFrameLocks xmlns:a="http://schemas.openxmlformats.org/drawingml/2006/main" noChangeAspect="1"/>
+            </wp:cNvGraphicFramePr>
+            <a:graphic xmlns:a="http://schemas.openxmlformats.org/drawingml/2006/main">
+              <a:graphicData uri="http://schemas.openxmlformats.org/drawingml/2006/picture">
+                <pic:pic xmlns:pic="http://schemas.openxmlformats.org/drawingml/2006/picture">
+                  <pic:nvPicPr>
+                    <pic:cNvPr id="1308037215" name="图片 1" descr="图形用户界面, 文本, 应用程序&#10;&#10;描述已自动生成"/>
+                    <pic:cNvPicPr/>
+                  </pic:nvPicPr>
+                  <pic:blipFill>
+                    <a:blip r:embed="rId12">
+                      <a:extLst>
+                        <a:ext uri="{28A0092B-C50C-407E-A947-70E740481C1C}">
+                          <a14:useLocalDpi xmlns:a14="http://schemas.microsoft.com/office/drawing/2010/main" val="0"/>
+                        </a:ext>
+                      </a:extLst>
+                    </a:blip>
+                    <a:stretch>
+                      <a:fillRect/>
+                    </a:stretch>
+                  </pic:blipFill>
+                  <pic:spPr>
+                    <a:xfrm>
+                      <a:off x="0" y="0"/>
+                      <a:ext cx="3129280" cy="4132580"/>
+                    </a:xfrm>
+                    <a:prstGeom prst="rect">
+                      <a:avLst/>
+                    </a:prstGeom>
+                  </pic:spPr>
+                </pic:pic>
+              </a:graphicData>
+            </a:graphic>
+            <wp14:sizeRelH relativeFrom="margin">
+              <wp14:pctWidth>0</wp14:pctWidth>
+            </wp14:sizeRelH>
+            <wp14:sizeRelV relativeFrom="margin">
+              <wp14:pctHeight>0</wp14:pctHeight>
+            </wp14:sizeRelV>
+          </wp:anchor>
+        </w:drawing>
+      </w:r>
+      <w:r>
+        <w:rPr>
+          <w:noProof/>
+          <w14:ligatures w14:val="standardContextual"/>
+        </w:rPr>
+        <w:drawing>
+          <wp:anchor distT="0" distB="0" distL="114300" distR="114300" simplePos="0" relativeHeight="251659264" behindDoc="0" locked="0" layoutInCell="1" allowOverlap="1" wp14:anchorId="5DC9A013" wp14:editId="206810A9">
+            <wp:simplePos x="0" y="0"/>
+            <wp:positionH relativeFrom="column">
+              <wp:posOffset>-325120</wp:posOffset>
+            </wp:positionH>
+            <wp:positionV relativeFrom="paragraph">
+              <wp:posOffset>0</wp:posOffset>
+            </wp:positionV>
+            <wp:extent cx="2813050" cy="4135755"/>
+            <wp:effectExtent l="0" t="0" r="6350" b="0"/>
+            <wp:wrapSquare wrapText="bothSides"/>
+            <wp:docPr id="2128520668" name="图片 1"/>
+            <wp:cNvGraphicFramePr>
+              <a:graphicFrameLocks xmlns:a="http://schemas.openxmlformats.org/drawingml/2006/main" noChangeAspect="1"/>
+            </wp:cNvGraphicFramePr>
+            <a:graphic xmlns:a="http://schemas.openxmlformats.org/drawingml/2006/main">
+              <a:graphicData uri="http://schemas.openxmlformats.org/drawingml/2006/picture">
+                <pic:pic xmlns:pic="http://schemas.openxmlformats.org/drawingml/2006/picture">
+                  <pic:nvPicPr>
+                    <pic:cNvPr id="2128520668" name=""/>
+                    <pic:cNvPicPr/>
+                  </pic:nvPicPr>
+                  <pic:blipFill>
+                    <a:blip r:embed="rId13" cstate="print">
+                      <a:extLst>
+                        <a:ext uri="{28A0092B-C50C-407E-A947-70E740481C1C}">
+                          <a14:useLocalDpi xmlns:a14="http://schemas.microsoft.com/office/drawing/2010/main" val="0"/>
+                        </a:ext>
+                      </a:extLst>
+                    </a:blip>
+                    <a:stretch>
+                      <a:fillRect/>
+                    </a:stretch>
+                  </pic:blipFill>
+                  <pic:spPr>
+                    <a:xfrm>
+                      <a:off x="0" y="0"/>
+                      <a:ext cx="2813050" cy="4135755"/>
+                    </a:xfrm>
+                    <a:prstGeom prst="rect">
+                      <a:avLst/>
+                    </a:prstGeom>
+                  </pic:spPr>
+                </pic:pic>
+              </a:graphicData>
+            </a:graphic>
+            <wp14:sizeRelH relativeFrom="margin">
+              <wp14:pctWidth>0</wp14:pctWidth>
+            </wp14:sizeRelH>
+            <wp14:sizeRelV relativeFrom="margin">
+              <wp14:pctHeight>0</wp14:pctHeight>
+            </wp14:sizeRelV>
+          </wp:anchor>
+        </w:drawing>
+      </w:r>
+    </w:p>
+    <w:p>
+      <w:pPr>
+        <w:pStyle w:val="af4"/>
+        <w:spacing w:line="360" w:lineRule="auto"/>
+        <w:rPr>
+          <w:rFonts w:ascii="黑体" w:eastAsia="黑体" w:hAnsi="Times New Roman"/>
+          <w:sz w:val="30"/>
+        </w:rPr>
+      </w:pPr>
+      <w:r>
+        <w:rPr>
+          <w:rFonts w:ascii="黑体" w:eastAsia="黑体" w:hAnsi="Times New Roman" w:hint="eastAsia"/>
+          <w:sz w:val="30"/>
+        </w:rPr>
+        <w:t>程序2：</w:t>
+      </w:r>
+    </w:p>
+    <w:p>
+      <w:pPr>
+        <w:pStyle w:val="af4"/>
+        <w:spacing w:line="360" w:lineRule="auto"/>
+        <w:rPr>
+          <w:rFonts w:ascii="黑体" w:eastAsia="黑体" w:hAnsi="Times New Roman"/>
+          <w:sz w:val="30"/>
+        </w:rPr>
+      </w:pPr>
+      <w:r>
+        <w:rPr>
+          <w:rFonts w:ascii="黑体" w:eastAsia="黑体" w:hAnsi="Times New Roman" w:hint="eastAsia"/>
+          <w:sz w:val="30"/>
+        </w:rPr>
+        <w:t>要求</w:t>
       </w:r>
     </w:p>
     <w:p>
@@ -1400,53 +1823,9 @@
           <w:kern w:val="0"/>
           <w:sz w:val="24"/>
           <w:szCs w:val="24"/>
-          <w:lang w:val="en-US"/>
-        </w:rPr>
-      </w:pPr>
-    </w:p>
-    <w:p>
-      <w:pPr>
-        <w:pStyle w:val="af4"/>
-        <w:spacing w:line="360" w:lineRule="auto"/>
-        <w:rPr>
-          <w:rFonts w:ascii="黑体" w:eastAsia="黑体" w:hAnsi="Times New Roman" w:hint="eastAsia"/>
-          <w:sz w:val="30"/>
-          <w:lang w:val="en-US"/>
-        </w:rPr>
-      </w:pPr>
-      <w:r>
-        <w:rPr>
-          <w:rFonts w:ascii="黑体" w:eastAsia="黑体" w:hAnsi="Times New Roman" w:hint="eastAsia"/>
-          <w:sz w:val="30"/>
-          <w:lang w:val="en-US"/>
-        </w:rPr>
-        <w:t>程序2：</w:t>
-      </w:r>
-    </w:p>
-    <w:p>
-      <w:pPr>
-        <w:pStyle w:val="af4"/>
-        <w:spacing w:line="360" w:lineRule="auto"/>
-        <w:rPr>
-          <w:rFonts w:ascii="黑体" w:eastAsia="黑体" w:hAnsi="Times New Roman" w:hint="eastAsia"/>
-          <w:sz w:val="30"/>
-          <w:lang w:val="en-US"/>
-        </w:rPr>
-      </w:pPr>
-      <w:r>
-        <w:rPr>
-          <w:rFonts w:ascii="黑体" w:eastAsia="黑体" w:hAnsi="Times New Roman" w:hint="eastAsia"/>
-          <w:sz w:val="30"/>
-          <w:lang w:val="en-US"/>
-        </w:rPr>
-        <w:t>要求</w:t>
-      </w:r>
-    </w:p>
-    <w:p>
-      <w:pPr>
-        <w:pStyle w:val="af4"/>
-        <w:spacing w:line="360" w:lineRule="auto"/>
-        <w:ind w:firstLineChars="100" w:firstLine="240"/>
+        </w:rPr>
+      </w:pPr>
+      <w:r>
         <w:rPr>
           <w:rFonts w:hAnsi="宋体" w:hint="eastAsia"/>
           <w:b/>
@@ -1454,9 +1833,9 @@
           <w:kern w:val="0"/>
           <w:sz w:val="24"/>
           <w:szCs w:val="24"/>
-          <w:lang w:val="zh-CN"/>
-        </w:rPr>
-      </w:pPr>
+        </w:rPr>
+        <w:t>1</w:t>
+      </w:r>
       <w:r>
         <w:rPr>
           <w:rFonts w:hAnsi="宋体" w:hint="eastAsia"/>
@@ -1465,9 +1844,8 @@
           <w:kern w:val="0"/>
           <w:sz w:val="24"/>
           <w:szCs w:val="24"/>
-          <w:lang w:val="en-US"/>
-        </w:rPr>
-        <w:t>1</w:t>
+        </w:rPr>
+        <w:t>.</w:t>
       </w:r>
       <w:r>
         <w:rPr>
@@ -1479,13 +1857,129 @@
           <w:szCs w:val="24"/>
           <w:lang w:val="zh-CN"/>
         </w:rPr>
-        <w:t>.在Android studio中创建另外Android应用程序test2，修改其中res/layout目录下的布局文件main.xml，采用相对布局管理器进行布局。</w:t>
+        <w:t>在</w:t>
+      </w:r>
+      <w:r>
+        <w:rPr>
+          <w:rFonts w:hAnsi="宋体" w:hint="eastAsia"/>
+          <w:b/>
+          <w:color w:val="000000"/>
+          <w:kern w:val="0"/>
+          <w:sz w:val="24"/>
+          <w:szCs w:val="24"/>
+        </w:rPr>
+        <w:t>Android studio</w:t>
+      </w:r>
+      <w:r>
+        <w:rPr>
+          <w:rFonts w:hAnsi="宋体" w:hint="eastAsia"/>
+          <w:b/>
+          <w:color w:val="000000"/>
+          <w:kern w:val="0"/>
+          <w:sz w:val="24"/>
+          <w:szCs w:val="24"/>
+          <w:lang w:val="zh-CN"/>
+        </w:rPr>
+        <w:t>中创建另外</w:t>
+      </w:r>
+      <w:r>
+        <w:rPr>
+          <w:rFonts w:hAnsi="宋体" w:hint="eastAsia"/>
+          <w:b/>
+          <w:color w:val="000000"/>
+          <w:kern w:val="0"/>
+          <w:sz w:val="24"/>
+          <w:szCs w:val="24"/>
+        </w:rPr>
+        <w:t>Android</w:t>
+      </w:r>
+      <w:r>
+        <w:rPr>
+          <w:rFonts w:hAnsi="宋体" w:hint="eastAsia"/>
+          <w:b/>
+          <w:color w:val="000000"/>
+          <w:kern w:val="0"/>
+          <w:sz w:val="24"/>
+          <w:szCs w:val="24"/>
+          <w:lang w:val="zh-CN"/>
+        </w:rPr>
+        <w:t>应用程序</w:t>
+      </w:r>
+      <w:r>
+        <w:rPr>
+          <w:rFonts w:hAnsi="宋体" w:hint="eastAsia"/>
+          <w:b/>
+          <w:color w:val="000000"/>
+          <w:kern w:val="0"/>
+          <w:sz w:val="24"/>
+          <w:szCs w:val="24"/>
+        </w:rPr>
+        <w:t>test2，</w:t>
+      </w:r>
+      <w:r>
+        <w:rPr>
+          <w:rFonts w:hAnsi="宋体" w:hint="eastAsia"/>
+          <w:b/>
+          <w:color w:val="000000"/>
+          <w:kern w:val="0"/>
+          <w:sz w:val="24"/>
+          <w:szCs w:val="24"/>
+          <w:lang w:val="zh-CN"/>
+        </w:rPr>
+        <w:t>修改其中</w:t>
+      </w:r>
+      <w:r>
+        <w:rPr>
+          <w:rFonts w:hAnsi="宋体" w:hint="eastAsia"/>
+          <w:b/>
+          <w:color w:val="000000"/>
+          <w:kern w:val="0"/>
+          <w:sz w:val="24"/>
+          <w:szCs w:val="24"/>
+        </w:rPr>
+        <w:t>res/layout</w:t>
+      </w:r>
+      <w:r>
+        <w:rPr>
+          <w:rFonts w:hAnsi="宋体" w:hint="eastAsia"/>
+          <w:b/>
+          <w:color w:val="000000"/>
+          <w:kern w:val="0"/>
+          <w:sz w:val="24"/>
+          <w:szCs w:val="24"/>
+          <w:lang w:val="zh-CN"/>
+        </w:rPr>
+        <w:t>目录下的布局文件</w:t>
+      </w:r>
+      <w:r>
+        <w:rPr>
+          <w:rFonts w:hAnsi="宋体" w:hint="eastAsia"/>
+          <w:b/>
+          <w:color w:val="000000"/>
+          <w:kern w:val="0"/>
+          <w:sz w:val="24"/>
+          <w:szCs w:val="24"/>
+        </w:rPr>
+        <w:t>main.xml，</w:t>
+      </w:r>
+      <w:r>
+        <w:rPr>
+          <w:rFonts w:hAnsi="宋体" w:hint="eastAsia"/>
+          <w:b/>
+          <w:color w:val="000000"/>
+          <w:kern w:val="0"/>
+          <w:sz w:val="24"/>
+          <w:szCs w:val="24"/>
+          <w:lang w:val="zh-CN"/>
+        </w:rPr>
+        <w:t>采用相对布局管理器进行布局。</w:t>
       </w:r>
     </w:p>
     <w:p>
       <w:pPr>
         <w:pStyle w:val="af4"/>
         <w:ind w:firstLineChars="100" w:firstLine="240"/>
+        <w:jc w:val="center"/>
         <w:rPr>
           <w:rFonts w:hAnsi="宋体" w:hint="eastAsia"/>
           <w:b/>
@@ -1508,20 +2002,6 @@
         </w:rPr>
         <w:t>2.当点击登录按钮时，将用户名和密码信息弹出。</w:t>
       </w:r>
-    </w:p>
-    <w:p>
-      <w:pPr>
-        <w:pStyle w:val="af4"/>
-        <w:ind w:left="420"/>
-        <w:rPr>
-          <w:rFonts w:hAnsi="宋体" w:hint="eastAsia"/>
-          <w:color w:val="000000"/>
-          <w:kern w:val="0"/>
-          <w:sz w:val="24"/>
-          <w:szCs w:val="24"/>
-          <w:lang w:val="zh-CN"/>
-        </w:rPr>
-      </w:pPr>
       <w:r>
         <w:rPr>
           <w:rFonts w:hAnsi="宋体" w:hint="eastAsia"/>
@@ -1534,9 +2014,9 @@
         </w:rPr>
         <w:lastRenderedPageBreak/>
         <w:drawing>
-          <wp:inline distT="0" distB="0" distL="0" distR="0" wp14:anchorId="51865193" wp14:editId="34F8AC71">
-            <wp:extent cx="4658995" cy="4859020"/>
-            <wp:effectExtent l="0" t="0" r="8255" b="0"/>
+          <wp:inline distT="0" distB="0" distL="0" distR="0" wp14:anchorId="51865193" wp14:editId="14C3101A">
+            <wp:extent cx="3084910" cy="2697480"/>
+            <wp:effectExtent l="0" t="0" r="1270" b="7620"/>
             <wp:docPr id="372811242" name="图片 20"/>
             <wp:cNvGraphicFramePr>
               <a:graphicFrameLocks xmlns:a="http://schemas.openxmlformats.org/drawingml/2006/main" noChangeAspect="1"/>
@@ -1551,7 +2031,7 @@
                     </pic:cNvPicPr>
                   </pic:nvPicPr>
                   <pic:blipFill>
-                    <a:blip r:embed="rId11">
+                    <a:blip r:embed="rId14">
                       <a:extLst>
                         <a:ext uri="{28A0092B-C50C-407E-A947-70E740481C1C}">
                           <a14:useLocalDpi xmlns:a14="http://schemas.microsoft.com/office/drawing/2010/main" val="0"/>
@@ -1566,7 +2046,7 @@
                   <pic:spPr bwMode="auto">
                     <a:xfrm>
                       <a:off x="0" y="0"/>
-                      <a:ext cx="4658995" cy="4859020"/>
+                      <a:ext cx="3091427" cy="2703179"/>
                     </a:xfrm>
                     <a:prstGeom prst="rect">
                       <a:avLst/>
@@ -1595,7 +2075,6 @@
           <w:kern w:val="0"/>
           <w:sz w:val="24"/>
           <w:szCs w:val="24"/>
-          <w:lang w:val="en-US"/>
         </w:rPr>
       </w:pPr>
       <w:r>
@@ -1603,7 +2082,6 @@
           <w:rFonts w:ascii="黑体" w:eastAsia="黑体" w:hAnsi="Times New Roman" w:hint="eastAsia"/>
           <w:b/>
           <w:sz w:val="30"/>
-          <w:lang w:val="en-US"/>
         </w:rPr>
         <w:t xml:space="preserve"> </w:t>
       </w:r>
@@ -1615,7 +2093,6 @@
           <w:kern w:val="0"/>
           <w:sz w:val="24"/>
           <w:szCs w:val="24"/>
-          <w:lang w:val="en-US"/>
         </w:rPr>
         <w:t>（3）在空白处写出activity文件代码</w:t>
       </w:r>
@@ -1625,10 +2102,9 @@
         <w:pStyle w:val="af4"/>
         <w:spacing w:line="360" w:lineRule="auto"/>
         <w:rPr>
-          <w:rFonts w:ascii="黑体" w:eastAsia="黑体" w:hAnsi="Times New Roman" w:hint="eastAsia"/>
+          <w:rFonts w:ascii="黑体" w:eastAsia="黑体" w:hAnsi="Times New Roman"/>
           <w:b/>
           <w:sz w:val="30"/>
-          <w:lang w:val="en-US"/>
         </w:rPr>
       </w:pPr>
     </w:p>
@@ -1637,24 +2113,21 @@
         <w:pStyle w:val="af4"/>
         <w:spacing w:line="360" w:lineRule="auto"/>
         <w:rPr>
+          <w:rFonts w:ascii="黑体" w:eastAsia="黑体" w:hAnsi="Times New Roman"/>
+          <w:sz w:val="30"/>
+        </w:rPr>
+      </w:pPr>
+      <w:r>
+        <w:rPr>
           <w:rFonts w:ascii="黑体" w:eastAsia="黑体" w:hAnsi="Times New Roman" w:hint="eastAsia"/>
           <w:sz w:val="30"/>
-          <w:lang w:val="en-US"/>
-        </w:rPr>
-      </w:pPr>
+        </w:rPr>
+        <w:t>指导</w:t>
+      </w:r>
       <w:r>
         <w:rPr>
           <w:rFonts w:ascii="黑体" w:eastAsia="黑体" w:hAnsi="Times New Roman" w:hint="eastAsia"/>
           <w:sz w:val="30"/>
-          <w:lang w:val="en-US"/>
-        </w:rPr>
-        <w:t>指导</w:t>
-      </w:r>
-      <w:r>
-        <w:rPr>
-          <w:rFonts w:ascii="黑体" w:eastAsia="黑体" w:hAnsi="Times New Roman" w:hint="eastAsia"/>
-          <w:sz w:val="30"/>
-          <w:lang w:val="en-US"/>
         </w:rPr>
         <w:t>：</w:t>
       </w:r>
@@ -1690,9 +2163,8 @@
         <w:spacing w:line="360" w:lineRule="auto"/>
         <w:ind w:firstLineChars="100" w:firstLine="300"/>
         <w:rPr>
-          <w:rFonts w:ascii="黑体" w:eastAsia="黑体" w:hAnsi="Times New Roman" w:hint="eastAsia"/>
+          <w:rFonts w:ascii="黑体" w:eastAsia="黑体" w:hAnsi="Times New Roman"/>
           <w:sz w:val="30"/>
-          <w:lang w:val="en-US"/>
         </w:rPr>
       </w:pPr>
       <w:r>
@@ -1700,7 +2172,6 @@
           <w:rFonts w:ascii="黑体" w:eastAsia="黑体" w:hint="eastAsia"/>
           <w:noProof/>
           <w:sz w:val="30"/>
-          <w:lang w:val="en-US"/>
         </w:rPr>
         <w:drawing>
           <wp:inline distT="0" distB="0" distL="0" distR="0" wp14:anchorId="28F4512B" wp14:editId="1CF8C950">
@@ -1720,7 +2191,7 @@
                     </pic:cNvPicPr>
                   </pic:nvPicPr>
                   <pic:blipFill>
-                    <a:blip r:embed="rId12">
+                    <a:blip r:embed="rId15">
                       <a:extLst>
                         <a:ext uri="{28A0092B-C50C-407E-A947-70E740481C1C}">
                           <a14:useLocalDpi xmlns:a14="http://schemas.microsoft.com/office/drawing/2010/main" val="0"/>
@@ -1757,9 +2228,8 @@
         <w:pStyle w:val="af4"/>
         <w:spacing w:line="360" w:lineRule="auto"/>
         <w:rPr>
-          <w:rFonts w:ascii="黑体" w:eastAsia="黑体" w:hint="eastAsia"/>
+          <w:rFonts w:ascii="黑体" w:eastAsia="黑体"/>
           <w:sz w:val="30"/>
-          <w:lang w:val="en-US"/>
         </w:rPr>
       </w:pPr>
       <w:r>
@@ -1767,7 +2237,6 @@
           <w:rFonts w:ascii="黑体" w:eastAsia="黑体" w:hint="eastAsia"/>
           <w:noProof/>
           <w:sz w:val="30"/>
-          <w:lang w:val="en-US"/>
         </w:rPr>
         <w:lastRenderedPageBreak/>
         <w:drawing>
@@ -1788,7 +2257,7 @@
                     </pic:cNvPicPr>
                   </pic:nvPicPr>
                   <pic:blipFill>
-                    <a:blip r:embed="rId13">
+                    <a:blip r:embed="rId16">
                       <a:extLst>
                         <a:ext uri="{28A0092B-C50C-407E-A947-70E740481C1C}">
                           <a14:useLocalDpi xmlns:a14="http://schemas.microsoft.com/office/drawing/2010/main" val="0"/>
@@ -1825,9 +2294,8 @@
         <w:pStyle w:val="af4"/>
         <w:spacing w:line="360" w:lineRule="auto"/>
         <w:rPr>
-          <w:rFonts w:ascii="黑体" w:eastAsia="黑体" w:hint="eastAsia"/>
+          <w:rFonts w:ascii="黑体" w:eastAsia="黑体"/>
           <w:sz w:val="30"/>
-          <w:lang w:val="en-US"/>
         </w:rPr>
       </w:pPr>
       <w:r>
@@ -1835,7 +2303,6 @@
           <w:rFonts w:ascii="黑体" w:eastAsia="黑体" w:hint="eastAsia"/>
           <w:noProof/>
           <w:sz w:val="30"/>
-          <w:lang w:val="en-US"/>
         </w:rPr>
         <w:drawing>
           <wp:inline distT="0" distB="0" distL="0" distR="0" wp14:anchorId="41D85B96" wp14:editId="2752AF28">
@@ -1855,7 +2322,7 @@
                     </pic:cNvPicPr>
                   </pic:nvPicPr>
                   <pic:blipFill>
-                    <a:blip r:embed="rId14">
+                    <a:blip r:embed="rId17">
                       <a:extLst>
                         <a:ext uri="{28A0092B-C50C-407E-A947-70E740481C1C}">
                           <a14:useLocalDpi xmlns:a14="http://schemas.microsoft.com/office/drawing/2010/main" val="0"/>
@@ -1892,46 +2359,41 @@
         <w:pStyle w:val="af4"/>
         <w:ind w:left="420"/>
         <w:rPr>
+          <w:rFonts w:ascii="黑体" w:eastAsia="黑体" w:hAnsi="Times New Roman"/>
+          <w:sz w:val="30"/>
+        </w:rPr>
+      </w:pPr>
+    </w:p>
+    <w:p>
+      <w:pPr>
+        <w:pStyle w:val="af4"/>
+        <w:spacing w:line="360" w:lineRule="auto"/>
+        <w:rPr>
+          <w:rFonts w:ascii="黑体" w:eastAsia="黑体" w:hAnsi="Times New Roman"/>
+          <w:sz w:val="30"/>
+        </w:rPr>
+      </w:pPr>
+      <w:r>
+        <w:rPr>
           <w:rFonts w:ascii="黑体" w:eastAsia="黑体" w:hAnsi="Times New Roman" w:hint="eastAsia"/>
           <w:sz w:val="30"/>
-          <w:lang w:val="en-US"/>
-        </w:rPr>
-      </w:pPr>
+        </w:rPr>
+        <w:t>程序3</w:t>
+      </w:r>
     </w:p>
     <w:p>
       <w:pPr>
         <w:pStyle w:val="af4"/>
         <w:spacing w:line="360" w:lineRule="auto"/>
         <w:rPr>
+          <w:rFonts w:ascii="黑体" w:eastAsia="黑体" w:hAnsi="Times New Roman"/>
+          <w:sz w:val="30"/>
+        </w:rPr>
+      </w:pPr>
+      <w:r>
+        <w:rPr>
           <w:rFonts w:ascii="黑体" w:eastAsia="黑体" w:hAnsi="Times New Roman" w:hint="eastAsia"/>
           <w:sz w:val="30"/>
-          <w:lang w:val="en-US"/>
-        </w:rPr>
-      </w:pPr>
-      <w:r>
-        <w:rPr>
-          <w:rFonts w:ascii="黑体" w:eastAsia="黑体" w:hAnsi="Times New Roman" w:hint="eastAsia"/>
-          <w:sz w:val="30"/>
-          <w:lang w:val="en-US"/>
-        </w:rPr>
-        <w:t>程序3</w:t>
-      </w:r>
-    </w:p>
-    <w:p>
-      <w:pPr>
-        <w:pStyle w:val="af4"/>
-        <w:spacing w:line="360" w:lineRule="auto"/>
-        <w:rPr>
-          <w:rFonts w:ascii="黑体" w:eastAsia="黑体" w:hAnsi="Times New Roman" w:hint="eastAsia"/>
-          <w:sz w:val="30"/>
-          <w:lang w:val="en-US"/>
-        </w:rPr>
-      </w:pPr>
-      <w:r>
-        <w:rPr>
-          <w:rFonts w:ascii="黑体" w:eastAsia="黑体" w:hAnsi="Times New Roman" w:hint="eastAsia"/>
-          <w:sz w:val="30"/>
-          <w:lang w:val="en-US"/>
         </w:rPr>
         <w:t>要求：</w:t>
       </w:r>
@@ -2001,7 +2463,7 @@
                     </pic:cNvPicPr>
                   </pic:nvPicPr>
                   <pic:blipFill>
-                    <a:blip r:embed="rId15">
+                    <a:blip r:embed="rId18">
                       <a:extLst>
                         <a:ext uri="{28A0092B-C50C-407E-A947-70E740481C1C}">
                           <a14:useLocalDpi xmlns:a14="http://schemas.microsoft.com/office/drawing/2010/main" val="0"/>
@@ -2076,16 +2538,14 @@
         <w:pStyle w:val="af4"/>
         <w:spacing w:line="360" w:lineRule="auto"/>
         <w:rPr>
+          <w:rFonts w:ascii="黑体" w:eastAsia="黑体" w:hAnsi="Times New Roman"/>
+          <w:sz w:val="30"/>
+        </w:rPr>
+      </w:pPr>
+      <w:r>
+        <w:rPr>
           <w:rFonts w:ascii="黑体" w:eastAsia="黑体" w:hAnsi="Times New Roman" w:hint="eastAsia"/>
           <w:sz w:val="30"/>
-          <w:lang w:val="en-US"/>
-        </w:rPr>
-      </w:pPr>
-      <w:r>
-        <w:rPr>
-          <w:rFonts w:ascii="黑体" w:eastAsia="黑体" w:hAnsi="Times New Roman" w:hint="eastAsia"/>
-          <w:sz w:val="30"/>
-          <w:lang w:val="en-US"/>
         </w:rPr>
         <w:t>指导：</w:t>
       </w:r>
@@ -2872,7 +3332,7 @@
                     </pic:cNvPicPr>
                   </pic:nvPicPr>
                   <pic:blipFill>
-                    <a:blip r:embed="rId16">
+                    <a:blip r:embed="rId19">
                       <a:extLst>
                         <a:ext uri="{28A0092B-C50C-407E-A947-70E740481C1C}">
                           <a14:useLocalDpi xmlns:a14="http://schemas.microsoft.com/office/drawing/2010/main" val="0"/>
@@ -2909,11 +3369,10 @@
         <w:pStyle w:val="af4"/>
         <w:ind w:left="420"/>
         <w:rPr>
-          <w:rFonts w:ascii="黑体" w:eastAsia="黑体" w:hint="eastAsia"/>
+          <w:rFonts w:ascii="黑体" w:eastAsia="黑体"/>
           <w:b/>
           <w:sz w:val="28"/>
           <w:szCs w:val="28"/>
-          <w:lang w:val="en-US"/>
         </w:rPr>
       </w:pPr>
       <w:r>
@@ -2923,7 +3382,6 @@
           <w:noProof/>
           <w:sz w:val="28"/>
           <w:szCs w:val="28"/>
-          <w:lang w:val="en-US"/>
         </w:rPr>
         <w:drawing>
           <wp:inline distT="0" distB="0" distL="0" distR="0" wp14:anchorId="1798640A" wp14:editId="169371E4">
@@ -2943,7 +3401,7 @@
                     </pic:cNvPicPr>
                   </pic:nvPicPr>
                   <pic:blipFill>
-                    <a:blip r:embed="rId17">
+                    <a:blip r:embed="rId20">
                       <a:extLst>
                         <a:ext uri="{28A0092B-C50C-407E-A947-70E740481C1C}">
                           <a14:useLocalDpi xmlns:a14="http://schemas.microsoft.com/office/drawing/2010/main" val="0"/>
@@ -2980,11 +3438,10 @@
         <w:pStyle w:val="af4"/>
         <w:ind w:left="420"/>
         <w:rPr>
-          <w:rFonts w:ascii="黑体" w:eastAsia="黑体" w:hint="eastAsia"/>
+          <w:rFonts w:ascii="黑体" w:eastAsia="黑体"/>
           <w:b/>
           <w:sz w:val="28"/>
           <w:szCs w:val="28"/>
-          <w:lang w:val="en-US"/>
         </w:rPr>
       </w:pPr>
     </w:p>
@@ -3021,35 +3478,31 @@
         <w:pStyle w:val="af4"/>
         <w:spacing w:line="360" w:lineRule="auto"/>
         <w:rPr>
+          <w:rFonts w:ascii="黑体" w:eastAsia="黑体" w:hAnsi="Times New Roman"/>
+          <w:sz w:val="30"/>
+        </w:rPr>
+      </w:pPr>
+      <w:r>
+        <w:rPr>
           <w:rFonts w:ascii="黑体" w:eastAsia="黑体" w:hAnsi="Times New Roman" w:hint="eastAsia"/>
           <w:sz w:val="30"/>
-          <w:lang w:val="en-US"/>
+        </w:rPr>
+        <w:t>程序4</w:t>
+      </w:r>
+    </w:p>
+    <w:p>
+      <w:pPr>
+        <w:pStyle w:val="af4"/>
+        <w:spacing w:line="360" w:lineRule="auto"/>
+        <w:rPr>
+          <w:rFonts w:ascii="黑体" w:eastAsia="黑体" w:hAnsi="Times New Roman"/>
+          <w:sz w:val="30"/>
         </w:rPr>
       </w:pPr>
       <w:r>
         <w:rPr>
           <w:rFonts w:ascii="黑体" w:eastAsia="黑体" w:hAnsi="Times New Roman" w:hint="eastAsia"/>
           <w:sz w:val="30"/>
-          <w:lang w:val="en-US"/>
-        </w:rPr>
-        <w:t>程序4</w:t>
-      </w:r>
-    </w:p>
-    <w:p>
-      <w:pPr>
-        <w:pStyle w:val="af4"/>
-        <w:spacing w:line="360" w:lineRule="auto"/>
-        <w:rPr>
-          <w:rFonts w:ascii="黑体" w:eastAsia="黑体" w:hAnsi="Times New Roman" w:hint="eastAsia"/>
-          <w:sz w:val="30"/>
-          <w:lang w:val="en-US"/>
-        </w:rPr>
-      </w:pPr>
-      <w:r>
-        <w:rPr>
-          <w:rFonts w:ascii="黑体" w:eastAsia="黑体" w:hAnsi="Times New Roman" w:hint="eastAsia"/>
-          <w:sz w:val="30"/>
-          <w:lang w:val="en-US"/>
         </w:rPr>
         <w:t>要求：</w:t>
       </w:r>
@@ -3108,11 +3561,10 @@
         <w:pStyle w:val="af4"/>
         <w:ind w:left="420"/>
         <w:rPr>
-          <w:rFonts w:ascii="黑体" w:eastAsia="黑体" w:hAnsi="Times New Roman" w:hint="eastAsia"/>
+          <w:rFonts w:ascii="黑体" w:eastAsia="黑体" w:hAnsi="Times New Roman"/>
           <w:b/>
           <w:sz w:val="28"/>
           <w:szCs w:val="28"/>
-          <w:lang w:val="en-US"/>
         </w:rPr>
       </w:pPr>
       <w:r>
@@ -3122,7 +3574,6 @@
           <w:noProof/>
           <w:sz w:val="28"/>
           <w:szCs w:val="28"/>
-          <w:lang w:val="en-US"/>
         </w:rPr>
         <w:lastRenderedPageBreak/>
         <w:drawing>
@@ -3143,7 +3594,7 @@
                     </pic:cNvPicPr>
                   </pic:nvPicPr>
                   <pic:blipFill>
-                    <a:blip r:embed="rId18">
+                    <a:blip r:embed="rId21">
                       <a:extLst>
                         <a:ext uri="{28A0092B-C50C-407E-A947-70E740481C1C}">
                           <a14:useLocalDpi xmlns:a14="http://schemas.microsoft.com/office/drawing/2010/main" val="0"/>
@@ -3229,11 +3680,10 @@
         <w:pStyle w:val="af4"/>
         <w:ind w:left="420"/>
         <w:rPr>
-          <w:rFonts w:ascii="黑体" w:eastAsia="黑体" w:hAnsi="Times New Roman" w:hint="eastAsia"/>
+          <w:rFonts w:ascii="黑体" w:eastAsia="黑体" w:hAnsi="Times New Roman"/>
           <w:b/>
           <w:sz w:val="28"/>
           <w:szCs w:val="28"/>
-          <w:lang w:val="en-US"/>
         </w:rPr>
       </w:pPr>
       <w:r>
@@ -3243,7 +3693,6 @@
           <w:noProof/>
           <w:sz w:val="28"/>
           <w:szCs w:val="28"/>
-          <w:lang w:val="en-US"/>
         </w:rPr>
         <w:drawing>
           <wp:inline distT="0" distB="0" distL="0" distR="0" wp14:anchorId="306581EA" wp14:editId="56163ACF">
@@ -3263,7 +3712,7 @@
                     </pic:cNvPicPr>
                   </pic:nvPicPr>
                   <pic:blipFill>
-                    <a:blip r:embed="rId19">
+                    <a:blip r:embed="rId22">
                       <a:extLst>
                         <a:ext uri="{28A0092B-C50C-407E-A947-70E740481C1C}">
                           <a14:useLocalDpi xmlns:a14="http://schemas.microsoft.com/office/drawing/2010/main" val="0"/>
@@ -3299,11 +3748,10 @@
       <w:pPr>
         <w:pStyle w:val="af4"/>
         <w:rPr>
-          <w:rFonts w:ascii="黑体" w:eastAsia="黑体" w:hAnsi="Times New Roman" w:hint="eastAsia"/>
+          <w:rFonts w:ascii="黑体" w:eastAsia="黑体" w:hAnsi="Times New Roman"/>
           <w:b/>
           <w:sz w:val="30"/>
           <w:szCs w:val="30"/>
-          <w:lang w:val="en-US"/>
         </w:rPr>
       </w:pPr>
       <w:r>
@@ -3312,7 +3760,6 @@
           <w:b/>
           <w:sz w:val="30"/>
           <w:szCs w:val="30"/>
-          <w:lang w:val="en-US"/>
         </w:rPr>
         <w:t>指导：</w:t>
       </w:r>
@@ -3321,11 +3768,10 @@
       <w:pPr>
         <w:pStyle w:val="af4"/>
         <w:rPr>
-          <w:rFonts w:ascii="黑体" w:eastAsia="黑体" w:hAnsi="Times New Roman" w:hint="eastAsia"/>
+          <w:rFonts w:ascii="黑体" w:eastAsia="黑体" w:hAnsi="Times New Roman"/>
           <w:b/>
           <w:sz w:val="28"/>
           <w:szCs w:val="28"/>
-          <w:lang w:val="en-US"/>
         </w:rPr>
       </w:pPr>
       <w:r>
@@ -3334,7 +3780,6 @@
           <w:b/>
           <w:sz w:val="28"/>
           <w:szCs w:val="28"/>
-          <w:lang w:val="en-US"/>
         </w:rPr>
         <w:t>主要步骤如下：</w:t>
       </w:r>
@@ -5214,11 +5659,10 @@
         <w:pStyle w:val="af4"/>
         <w:ind w:left="420"/>
         <w:rPr>
-          <w:rFonts w:ascii="黑体" w:eastAsia="黑体" w:hAnsi="Times New Roman" w:hint="eastAsia"/>
+          <w:rFonts w:ascii="黑体" w:eastAsia="黑体" w:hAnsi="Times New Roman"/>
           <w:b/>
           <w:sz w:val="28"/>
           <w:szCs w:val="28"/>
-          <w:lang w:val="en-US"/>
         </w:rPr>
       </w:pPr>
       <w:r>
@@ -5256,10 +5700,9 @@
         <w:pStyle w:val="af4"/>
         <w:ind w:leftChars="200" w:left="400" w:firstLineChars="150" w:firstLine="420"/>
         <w:rPr>
-          <w:rFonts w:ascii="黑体" w:eastAsia="黑体" w:hAnsi="Times New Roman" w:hint="eastAsia"/>
+          <w:rFonts w:ascii="黑体" w:eastAsia="黑体" w:hAnsi="Times New Roman"/>
           <w:sz w:val="28"/>
           <w:szCs w:val="28"/>
-          <w:lang w:val="en-US"/>
         </w:rPr>
       </w:pPr>
     </w:p>
@@ -6361,11 +6804,10 @@
         <w:pStyle w:val="af4"/>
         <w:ind w:leftChars="200" w:left="400" w:firstLineChars="150" w:firstLine="300"/>
         <w:rPr>
-          <w:rFonts w:ascii="黑体" w:eastAsia="黑体" w:hAnsi="Times New Roman" w:hint="eastAsia"/>
+          <w:rFonts w:ascii="黑体" w:eastAsia="黑体" w:hAnsi="Times New Roman"/>
           <w:b/>
           <w:sz w:val="28"/>
           <w:szCs w:val="28"/>
-          <w:lang w:val="en-US"/>
         </w:rPr>
       </w:pPr>
       <w:r>
@@ -7621,19 +8063,19 @@
         <w:pStyle w:val="af4"/>
         <w:ind w:left="420" w:firstLine="390"/>
         <w:rPr>
-          <w:rFonts w:ascii="Courier New" w:cs="Courier New" w:hint="eastAsia"/>
-          <w:color w:val="008080"/>
-          <w:kern w:val="0"/>
-          <w:sz w:val="20"/>
-        </w:rPr>
-      </w:pPr>
-      <w:r>
-        <w:rPr>
           <w:rFonts w:ascii="Courier New" w:cs="Courier New"/>
           <w:color w:val="008080"/>
           <w:kern w:val="0"/>
           <w:sz w:val="20"/>
         </w:rPr>
+      </w:pPr>
+      <w:r>
+        <w:rPr>
+          <w:rFonts w:ascii="Courier New" w:cs="Courier New"/>
+          <w:color w:val="008080"/>
+          <w:kern w:val="0"/>
+          <w:sz w:val="20"/>
+        </w:rPr>
         <w:t>&lt;/</w:t>
       </w:r>
       <w:r>
@@ -7660,11 +8102,10 @@
         <w:pStyle w:val="af4"/>
         <w:ind w:left="420" w:firstLine="390"/>
         <w:rPr>
-          <w:rFonts w:ascii="黑体" w:eastAsia="黑体" w:hAnsi="Times New Roman" w:hint="eastAsia"/>
+          <w:rFonts w:ascii="黑体" w:eastAsia="黑体" w:hAnsi="Times New Roman"/>
           <w:b/>
           <w:sz w:val="28"/>
           <w:szCs w:val="28"/>
-          <w:lang w:val="en-US"/>
         </w:rPr>
       </w:pPr>
     </w:p>
@@ -7699,11 +8140,10 @@
         <w:ind w:left="420"/>
         <w:jc w:val="left"/>
         <w:rPr>
-          <w:rFonts w:ascii="黑体" w:eastAsia="黑体" w:hAnsi="Times New Roman" w:hint="eastAsia"/>
+          <w:rFonts w:ascii="黑体" w:eastAsia="黑体" w:hAnsi="Times New Roman"/>
           <w:b/>
           <w:sz w:val="28"/>
           <w:szCs w:val="28"/>
-          <w:lang w:val="en-US"/>
         </w:rPr>
       </w:pPr>
       <w:r>
@@ -7713,7 +8153,6 @@
           <w:noProof/>
           <w:sz w:val="28"/>
           <w:szCs w:val="28"/>
-          <w:lang w:val="en-US"/>
         </w:rPr>
         <w:drawing>
           <wp:inline distT="0" distB="0" distL="0" distR="0" wp14:anchorId="4135AAED" wp14:editId="50C2820C">
@@ -7733,7 +8172,7 @@
                     </pic:cNvPicPr>
                   </pic:nvPicPr>
                   <pic:blipFill>
-                    <a:blip r:embed="rId20">
+                    <a:blip r:embed="rId23">
                       <a:extLst>
                         <a:ext uri="{28A0092B-C50C-407E-A947-70E740481C1C}">
                           <a14:useLocalDpi xmlns:a14="http://schemas.microsoft.com/office/drawing/2010/main" val="0"/>
@@ -7770,11 +8209,10 @@
         <w:pStyle w:val="af4"/>
         <w:ind w:left="420"/>
         <w:rPr>
-          <w:rFonts w:ascii="黑体" w:eastAsia="黑体" w:hAnsi="Times New Roman" w:hint="eastAsia"/>
+          <w:rFonts w:ascii="黑体" w:eastAsia="黑体" w:hAnsi="Times New Roman"/>
           <w:b/>
           <w:sz w:val="28"/>
           <w:szCs w:val="28"/>
-          <w:lang w:val="en-US"/>
         </w:rPr>
       </w:pPr>
       <w:r>
@@ -7784,7 +8222,6 @@
           <w:noProof/>
           <w:sz w:val="28"/>
           <w:szCs w:val="28"/>
-          <w:lang w:val="en-US"/>
         </w:rPr>
         <w:drawing>
           <wp:inline distT="0" distB="0" distL="0" distR="0" wp14:anchorId="42EB136C" wp14:editId="7AB5B1F9">
@@ -7804,7 +8241,7 @@
                     </pic:cNvPicPr>
                   </pic:nvPicPr>
                   <pic:blipFill>
-                    <a:blip r:embed="rId21">
+                    <a:blip r:embed="rId24">
                       <a:extLst>
                         <a:ext uri="{28A0092B-C50C-407E-A947-70E740481C1C}">
                           <a14:useLocalDpi xmlns:a14="http://schemas.microsoft.com/office/drawing/2010/main" val="0"/>
@@ -7841,10 +8278,9 @@
         <w:pStyle w:val="af4"/>
         <w:ind w:left="1004"/>
         <w:rPr>
-          <w:rFonts w:ascii="黑体" w:eastAsia="黑体" w:hAnsi="Times New Roman" w:hint="eastAsia"/>
+          <w:rFonts w:ascii="黑体" w:eastAsia="黑体" w:hAnsi="Times New Roman"/>
           <w:sz w:val="28"/>
           <w:szCs w:val="28"/>
-          <w:lang w:val="en-US"/>
         </w:rPr>
       </w:pPr>
     </w:p>
@@ -7853,10 +8289,9 @@
         <w:pStyle w:val="af4"/>
         <w:ind w:left="1004"/>
         <w:rPr>
-          <w:rFonts w:ascii="黑体" w:eastAsia="黑体" w:hAnsi="Times New Roman" w:hint="eastAsia"/>
+          <w:rFonts w:ascii="黑体" w:eastAsia="黑体" w:hAnsi="Times New Roman"/>
           <w:sz w:val="28"/>
           <w:szCs w:val="28"/>
-          <w:lang w:val="en-US"/>
         </w:rPr>
       </w:pPr>
     </w:p>
@@ -7913,11 +8348,10 @@
       <w:pPr>
         <w:pStyle w:val="af4"/>
         <w:rPr>
-          <w:rFonts w:ascii="黑体" w:eastAsia="黑体" w:hAnsi="Times New Roman" w:hint="eastAsia"/>
+          <w:rFonts w:ascii="黑体" w:eastAsia="黑体" w:hAnsi="Times New Roman"/>
           <w:b/>
           <w:sz w:val="28"/>
           <w:szCs w:val="28"/>
-          <w:lang w:val="en-US"/>
         </w:rPr>
       </w:pPr>
       <w:r>
@@ -7927,7 +8361,6 @@
           <w:noProof/>
           <w:sz w:val="28"/>
           <w:szCs w:val="28"/>
-          <w:lang w:val="en-US"/>
         </w:rPr>
         <w:lastRenderedPageBreak/>
         <w:drawing>
@@ -7948,7 +8381,7 @@
                     </pic:cNvPicPr>
                   </pic:nvPicPr>
                   <pic:blipFill>
-                    <a:blip r:embed="rId22">
+                    <a:blip r:embed="rId25">
                       <a:extLst>
                         <a:ext uri="{28A0092B-C50C-407E-A947-70E740481C1C}">
                           <a14:useLocalDpi xmlns:a14="http://schemas.microsoft.com/office/drawing/2010/main" val="0"/>
@@ -7985,11 +8418,10 @@
         <w:pStyle w:val="af4"/>
         <w:ind w:leftChars="200" w:left="675" w:hangingChars="98" w:hanging="275"/>
         <w:rPr>
-          <w:rFonts w:ascii="黑体" w:eastAsia="黑体" w:hAnsi="Times New Roman" w:hint="eastAsia"/>
+          <w:rFonts w:ascii="黑体" w:eastAsia="黑体" w:hAnsi="Times New Roman"/>
           <w:b/>
           <w:sz w:val="28"/>
           <w:szCs w:val="28"/>
-          <w:lang w:val="en-US"/>
         </w:rPr>
       </w:pPr>
     </w:p>
@@ -7998,76 +8430,71 @@
         <w:pStyle w:val="af4"/>
         <w:spacing w:line="360" w:lineRule="auto"/>
         <w:rPr>
+          <w:rFonts w:ascii="黑体" w:eastAsia="黑体" w:hAnsi="Times New Roman"/>
+          <w:sz w:val="30"/>
+        </w:rPr>
+      </w:pPr>
+      <w:r>
+        <w:rPr>
           <w:rFonts w:ascii="黑体" w:eastAsia="黑体" w:hAnsi="Times New Roman" w:hint="eastAsia"/>
           <w:sz w:val="30"/>
-          <w:lang w:val="en-US"/>
+        </w:rPr>
+        <w:t>程序5</w:t>
+      </w:r>
+    </w:p>
+    <w:p>
+      <w:pPr>
+        <w:pStyle w:val="af4"/>
+        <w:spacing w:line="360" w:lineRule="auto"/>
+        <w:rPr>
+          <w:rFonts w:ascii="黑体" w:eastAsia="黑体" w:hAnsi="Times New Roman"/>
+          <w:b/>
+          <w:sz w:val="28"/>
+          <w:szCs w:val="28"/>
         </w:rPr>
       </w:pPr>
       <w:r>
         <w:rPr>
           <w:rFonts w:ascii="黑体" w:eastAsia="黑体" w:hAnsi="Times New Roman" w:hint="eastAsia"/>
           <w:sz w:val="30"/>
-          <w:lang w:val="en-US"/>
-        </w:rPr>
-        <w:t>程序5</w:t>
+        </w:rPr>
+        <w:t>要求：</w:t>
+      </w:r>
+    </w:p>
+    <w:p>
+      <w:pPr>
+        <w:spacing w:beforeLines="50" w:before="156" w:afterLines="50" w:after="156"/>
+        <w:ind w:firstLineChars="98" w:firstLine="235"/>
+        <w:rPr>
+          <w:rFonts w:ascii="宋体" w:hAnsi="宋体" w:hint="eastAsia"/>
+          <w:b/>
+          <w:color w:val="000000"/>
+          <w:sz w:val="24"/>
+          <w:szCs w:val="24"/>
+          <w:lang w:val="zh-CN"/>
+        </w:rPr>
+      </w:pPr>
+      <w:r>
+        <w:rPr>
+          <w:rFonts w:ascii="宋体" w:hAnsi="宋体" w:hint="eastAsia"/>
+          <w:b/>
+          <w:color w:val="000000"/>
+          <w:sz w:val="24"/>
+          <w:szCs w:val="24"/>
+          <w:lang w:val="zh-CN"/>
+        </w:rPr>
+        <w:t>1.使用StartActiviyForResult实现两个Activity之间双向传递数据，效果如下：</w:t>
       </w:r>
     </w:p>
     <w:p>
       <w:pPr>
         <w:pStyle w:val="af4"/>
-        <w:spacing w:line="360" w:lineRule="auto"/>
-        <w:rPr>
-          <w:rFonts w:ascii="黑体" w:eastAsia="黑体" w:hAnsi="Times New Roman" w:hint="eastAsia"/>
+        <w:ind w:left="420"/>
+        <w:rPr>
+          <w:rFonts w:ascii="黑体" w:eastAsia="黑体" w:hAnsi="Times New Roman"/>
           <w:b/>
           <w:sz w:val="28"/>
           <w:szCs w:val="28"/>
-          <w:lang w:val="en-US"/>
-        </w:rPr>
-      </w:pPr>
-      <w:r>
-        <w:rPr>
-          <w:rFonts w:ascii="黑体" w:eastAsia="黑体" w:hAnsi="Times New Roman" w:hint="eastAsia"/>
-          <w:sz w:val="30"/>
-          <w:lang w:val="en-US"/>
-        </w:rPr>
-        <w:t>要求：</w:t>
-      </w:r>
-    </w:p>
-    <w:p>
-      <w:pPr>
-        <w:spacing w:beforeLines="50" w:before="156" w:afterLines="50" w:after="156"/>
-        <w:ind w:firstLineChars="98" w:firstLine="235"/>
-        <w:rPr>
-          <w:rFonts w:ascii="宋体" w:hAnsi="宋体" w:hint="eastAsia"/>
-          <w:b/>
-          <w:color w:val="000000"/>
-          <w:sz w:val="24"/>
-          <w:szCs w:val="24"/>
-          <w:lang w:val="zh-CN"/>
-        </w:rPr>
-      </w:pPr>
-      <w:r>
-        <w:rPr>
-          <w:rFonts w:ascii="宋体" w:hAnsi="宋体" w:hint="eastAsia"/>
-          <w:b/>
-          <w:color w:val="000000"/>
-          <w:sz w:val="24"/>
-          <w:szCs w:val="24"/>
-          <w:lang w:val="zh-CN"/>
-        </w:rPr>
-        <w:t>1.使用StartActiviyForResult实现两个Activity之间双向传递数据，效果如下：</w:t>
-      </w:r>
-    </w:p>
-    <w:p>
-      <w:pPr>
-        <w:pStyle w:val="af4"/>
-        <w:ind w:left="420"/>
-        <w:rPr>
-          <w:rFonts w:ascii="黑体" w:eastAsia="黑体" w:hAnsi="Times New Roman" w:hint="eastAsia"/>
-          <w:b/>
-          <w:sz w:val="28"/>
-          <w:szCs w:val="28"/>
-          <w:lang w:val="en-US"/>
         </w:rPr>
       </w:pPr>
       <w:r>
@@ -8077,7 +8504,6 @@
           <w:noProof/>
           <w:sz w:val="28"/>
           <w:szCs w:val="28"/>
-          <w:lang w:val="en-US"/>
         </w:rPr>
         <w:drawing>
           <wp:inline distT="0" distB="0" distL="0" distR="0" wp14:anchorId="0B25BC93" wp14:editId="3B7C921A">
@@ -8097,7 +8523,7 @@
                     </pic:cNvPicPr>
                   </pic:nvPicPr>
                   <pic:blipFill>
-                    <a:blip r:embed="rId23">
+                    <a:blip r:embed="rId26">
                       <a:extLst>
                         <a:ext uri="{28A0092B-C50C-407E-A947-70E740481C1C}">
                           <a14:useLocalDpi xmlns:a14="http://schemas.microsoft.com/office/drawing/2010/main" val="0"/>
@@ -8183,11 +8609,10 @@
         <w:pStyle w:val="af4"/>
         <w:ind w:left="420"/>
         <w:rPr>
-          <w:rFonts w:ascii="黑体" w:eastAsia="黑体" w:hAnsi="Times New Roman" w:hint="eastAsia"/>
+          <w:rFonts w:ascii="黑体" w:eastAsia="黑体" w:hAnsi="Times New Roman"/>
           <w:b/>
           <w:sz w:val="28"/>
           <w:szCs w:val="28"/>
-          <w:lang w:val="en-US"/>
         </w:rPr>
       </w:pPr>
       <w:r>
@@ -8197,7 +8622,6 @@
           <w:noProof/>
           <w:sz w:val="28"/>
           <w:szCs w:val="28"/>
-          <w:lang w:val="en-US"/>
         </w:rPr>
         <w:lastRenderedPageBreak/>
         <w:drawing>
@@ -8218,7 +8642,7 @@
                     </pic:cNvPicPr>
                   </pic:nvPicPr>
                   <pic:blipFill>
-                    <a:blip r:embed="rId24">
+                    <a:blip r:embed="rId27">
                       <a:extLst>
                         <a:ext uri="{28A0092B-C50C-407E-A947-70E740481C1C}">
                           <a14:useLocalDpi xmlns:a14="http://schemas.microsoft.com/office/drawing/2010/main" val="0"/>
@@ -8280,11 +8704,10 @@
         <w:pStyle w:val="af4"/>
         <w:ind w:left="420"/>
         <w:rPr>
-          <w:rFonts w:ascii="黑体" w:eastAsia="黑体" w:hAnsi="Times New Roman" w:hint="eastAsia"/>
+          <w:rFonts w:ascii="黑体" w:eastAsia="黑体" w:hAnsi="Times New Roman"/>
           <w:b/>
           <w:sz w:val="28"/>
           <w:szCs w:val="28"/>
-          <w:lang w:val="en-US"/>
         </w:rPr>
       </w:pPr>
       <w:r>
@@ -8294,7 +8717,6 @@
           <w:noProof/>
           <w:sz w:val="28"/>
           <w:szCs w:val="28"/>
-          <w:lang w:val="en-US"/>
         </w:rPr>
         <w:drawing>
           <wp:inline distT="0" distB="0" distL="0" distR="0" wp14:anchorId="7F367302" wp14:editId="6388CD9F">
@@ -8314,7 +8736,7 @@
                     </pic:cNvPicPr>
                   </pic:nvPicPr>
                   <pic:blipFill>
-                    <a:blip r:embed="rId25">
+                    <a:blip r:embed="rId28">
                       <a:extLst>
                         <a:ext uri="{28A0092B-C50C-407E-A947-70E740481C1C}">
                           <a14:useLocalDpi xmlns:a14="http://schemas.microsoft.com/office/drawing/2010/main" val="0"/>
@@ -8350,11 +8772,10 @@
       <w:pPr>
         <w:pStyle w:val="af4"/>
         <w:rPr>
-          <w:rFonts w:ascii="黑体" w:eastAsia="黑体" w:hAnsi="Times New Roman" w:hint="eastAsia"/>
+          <w:rFonts w:ascii="黑体" w:eastAsia="黑体" w:hAnsi="Times New Roman"/>
           <w:b/>
           <w:sz w:val="28"/>
           <w:szCs w:val="28"/>
-          <w:lang w:val="en-US"/>
         </w:rPr>
       </w:pPr>
     </w:p>
@@ -8362,11 +8783,10 @@
       <w:pPr>
         <w:pStyle w:val="af4"/>
         <w:rPr>
-          <w:rFonts w:ascii="黑体" w:eastAsia="黑体" w:hAnsi="Times New Roman" w:hint="eastAsia"/>
+          <w:rFonts w:ascii="黑体" w:eastAsia="黑体" w:hAnsi="Times New Roman"/>
           <w:b/>
           <w:sz w:val="30"/>
           <w:szCs w:val="30"/>
-          <w:lang w:val="en-US"/>
         </w:rPr>
       </w:pPr>
       <w:r>
@@ -8375,7 +8795,6 @@
           <w:b/>
           <w:sz w:val="30"/>
           <w:szCs w:val="30"/>
-          <w:lang w:val="en-US"/>
         </w:rPr>
         <w:t>指导</w:t>
       </w:r>
@@ -8385,7 +8804,6 @@
           <w:b/>
           <w:sz w:val="30"/>
           <w:szCs w:val="30"/>
-          <w:lang w:val="en-US"/>
         </w:rPr>
         <w:t>：</w:t>
       </w:r>
@@ -8394,11 +8812,10 @@
       <w:pPr>
         <w:pStyle w:val="af4"/>
         <w:rPr>
-          <w:rFonts w:ascii="黑体" w:eastAsia="黑体" w:hAnsi="Times New Roman" w:hint="eastAsia"/>
+          <w:rFonts w:ascii="黑体" w:eastAsia="黑体" w:hAnsi="Times New Roman"/>
           <w:b/>
           <w:sz w:val="28"/>
           <w:szCs w:val="28"/>
-          <w:lang w:val="en-US"/>
         </w:rPr>
       </w:pPr>
       <w:r>
@@ -8407,7 +8824,6 @@
           <w:b/>
           <w:sz w:val="28"/>
           <w:szCs w:val="28"/>
-          <w:lang w:val="en-US"/>
         </w:rPr>
         <w:lastRenderedPageBreak/>
         <w:t>主要步骤如下：</w:t>
@@ -10218,19 +10634,19 @@
         <w:pStyle w:val="af4"/>
         <w:ind w:left="420"/>
         <w:rPr>
-          <w:rFonts w:ascii="Courier New" w:cs="Courier New" w:hint="eastAsia"/>
-          <w:color w:val="008080"/>
-          <w:kern w:val="0"/>
-          <w:sz w:val="20"/>
-        </w:rPr>
-      </w:pPr>
-      <w:r>
-        <w:rPr>
           <w:rFonts w:ascii="Courier New" w:cs="Courier New"/>
           <w:color w:val="008080"/>
           <w:kern w:val="0"/>
           <w:sz w:val="20"/>
         </w:rPr>
+      </w:pPr>
+      <w:r>
+        <w:rPr>
+          <w:rFonts w:ascii="Courier New" w:cs="Courier New"/>
+          <w:color w:val="008080"/>
+          <w:kern w:val="0"/>
+          <w:sz w:val="20"/>
+        </w:rPr>
         <w:t>&lt;/</w:t>
       </w:r>
       <w:proofErr w:type="spellStart"/>
@@ -11343,19 +11759,19 @@
         <w:pStyle w:val="af4"/>
         <w:ind w:left="420"/>
         <w:rPr>
-          <w:rFonts w:ascii="Courier New" w:cs="Courier New" w:hint="eastAsia"/>
-          <w:color w:val="008080"/>
-          <w:kern w:val="0"/>
-          <w:sz w:val="20"/>
-        </w:rPr>
-      </w:pPr>
-      <w:r>
-        <w:rPr>
           <w:rFonts w:ascii="Courier New" w:cs="Courier New"/>
           <w:color w:val="008080"/>
           <w:kern w:val="0"/>
           <w:sz w:val="20"/>
         </w:rPr>
+      </w:pPr>
+      <w:r>
+        <w:rPr>
+          <w:rFonts w:ascii="Courier New" w:cs="Courier New"/>
+          <w:color w:val="008080"/>
+          <w:kern w:val="0"/>
+          <w:sz w:val="20"/>
+        </w:rPr>
         <w:t>&lt;/</w:t>
       </w:r>
       <w:proofErr w:type="spellStart"/>
@@ -11384,7 +11800,7 @@
         <w:pStyle w:val="af4"/>
         <w:ind w:left="420"/>
         <w:rPr>
-          <w:rFonts w:ascii="Courier New" w:cs="Courier New" w:hint="eastAsia"/>
+          <w:rFonts w:ascii="Courier New" w:cs="Courier New"/>
           <w:color w:val="008080"/>
           <w:kern w:val="0"/>
           <w:sz w:val="20"/>
@@ -11579,11 +11995,10 @@
         <w:pStyle w:val="af4"/>
         <w:ind w:leftChars="197" w:left="394"/>
         <w:rPr>
-          <w:rFonts w:ascii="黑体" w:eastAsia="黑体" w:hAnsi="Times New Roman" w:hint="eastAsia"/>
+          <w:rFonts w:ascii="黑体" w:eastAsia="黑体" w:hAnsi="Times New Roman"/>
           <w:b/>
           <w:sz w:val="28"/>
           <w:szCs w:val="28"/>
-          <w:lang w:val="en-US"/>
         </w:rPr>
       </w:pPr>
       <w:r>
@@ -11593,7 +12008,6 @@
           <w:noProof/>
           <w:sz w:val="28"/>
           <w:szCs w:val="28"/>
-          <w:lang w:val="en-US"/>
         </w:rPr>
         <w:drawing>
           <wp:inline distT="0" distB="0" distL="0" distR="0" wp14:anchorId="66E720D1" wp14:editId="2F9EA78C">
@@ -11613,7 +12027,7 @@
                     </pic:cNvPicPr>
                   </pic:nvPicPr>
                   <pic:blipFill>
-                    <a:blip r:embed="rId26">
+                    <a:blip r:embed="rId29">
                       <a:extLst>
                         <a:ext uri="{28A0092B-C50C-407E-A947-70E740481C1C}">
                           <a14:useLocalDpi xmlns:a14="http://schemas.microsoft.com/office/drawing/2010/main" val="0"/>
@@ -11650,9 +12064,8 @@
         <w:pStyle w:val="af4"/>
         <w:spacing w:line="360" w:lineRule="auto"/>
         <w:rPr>
-          <w:rFonts w:ascii="黑体" w:eastAsia="黑体" w:hAnsi="Times New Roman" w:hint="eastAsia"/>
+          <w:rFonts w:ascii="黑体" w:eastAsia="黑体" w:hAnsi="Times New Roman"/>
           <w:sz w:val="30"/>
-          <w:lang w:val="en-US"/>
         </w:rPr>
       </w:pPr>
       <w:r>
@@ -11660,7 +12073,6 @@
           <w:rFonts w:ascii="黑体" w:eastAsia="黑体" w:hint="eastAsia"/>
           <w:noProof/>
           <w:sz w:val="30"/>
-          <w:lang w:val="en-US"/>
         </w:rPr>
         <w:lastRenderedPageBreak/>
         <w:drawing>
@@ -11681,7 +12093,7 @@
                     </pic:cNvPicPr>
                   </pic:nvPicPr>
                   <pic:blipFill>
-                    <a:blip r:embed="rId27">
+                    <a:blip r:embed="rId30">
                       <a:extLst>
                         <a:ext uri="{28A0092B-C50C-407E-A947-70E740481C1C}">
                           <a14:useLocalDpi xmlns:a14="http://schemas.microsoft.com/office/drawing/2010/main" val="0"/>
@@ -11718,9 +12130,8 @@
         <w:pStyle w:val="af4"/>
         <w:spacing w:line="360" w:lineRule="auto"/>
         <w:rPr>
-          <w:rFonts w:ascii="黑体" w:eastAsia="黑体" w:hAnsi="Times New Roman" w:hint="eastAsia"/>
+          <w:rFonts w:ascii="黑体" w:eastAsia="黑体" w:hAnsi="Times New Roman"/>
           <w:sz w:val="30"/>
-          <w:lang w:val="en-US"/>
         </w:rPr>
       </w:pPr>
       <w:r>
@@ -11728,7 +12139,6 @@
           <w:rFonts w:ascii="黑体" w:eastAsia="黑体" w:hint="eastAsia"/>
           <w:noProof/>
           <w:sz w:val="30"/>
-          <w:lang w:val="en-US"/>
         </w:rPr>
         <w:drawing>
           <wp:inline distT="0" distB="0" distL="0" distR="0" wp14:anchorId="56DDEDCE" wp14:editId="0CF898A9">
@@ -11748,7 +12158,7 @@
                     </pic:cNvPicPr>
                   </pic:nvPicPr>
                   <pic:blipFill>
-                    <a:blip r:embed="rId28">
+                    <a:blip r:embed="rId31">
                       <a:extLst>
                         <a:ext uri="{28A0092B-C50C-407E-A947-70E740481C1C}">
                           <a14:useLocalDpi xmlns:a14="http://schemas.microsoft.com/office/drawing/2010/main" val="0"/>
@@ -11836,9 +12246,8 @@
         <w:ind w:left="275"/>
         <w:jc w:val="left"/>
         <w:rPr>
-          <w:rFonts w:ascii="黑体" w:eastAsia="黑体" w:hAnsi="Times New Roman" w:hint="eastAsia"/>
+          <w:rFonts w:ascii="黑体" w:eastAsia="黑体" w:hAnsi="Times New Roman"/>
           <w:sz w:val="30"/>
-          <w:lang w:val="en-US"/>
         </w:rPr>
       </w:pPr>
       <w:r>
@@ -11846,7 +12255,6 @@
           <w:rFonts w:ascii="黑体" w:eastAsia="黑体" w:hint="eastAsia"/>
           <w:noProof/>
           <w:sz w:val="30"/>
-          <w:lang w:val="en-US"/>
         </w:rPr>
         <w:drawing>
           <wp:inline distT="0" distB="0" distL="0" distR="0" wp14:anchorId="1AF8DC05" wp14:editId="70760893">
@@ -11866,7 +12274,7 @@
                     </pic:cNvPicPr>
                   </pic:nvPicPr>
                   <pic:blipFill>
-                    <a:blip r:embed="rId29">
+                    <a:blip r:embed="rId32">
                       <a:extLst>
                         <a:ext uri="{28A0092B-C50C-407E-A947-70E740481C1C}">
                           <a14:useLocalDpi xmlns:a14="http://schemas.microsoft.com/office/drawing/2010/main" val="0"/>
@@ -11903,9 +12311,8 @@
         <w:pStyle w:val="af4"/>
         <w:spacing w:line="360" w:lineRule="auto"/>
         <w:rPr>
-          <w:rFonts w:ascii="黑体" w:eastAsia="黑体" w:hAnsi="Times New Roman" w:hint="eastAsia"/>
+          <w:rFonts w:ascii="黑体" w:eastAsia="黑体" w:hAnsi="Times New Roman"/>
           <w:sz w:val="30"/>
-          <w:lang w:val="en-US"/>
         </w:rPr>
       </w:pPr>
       <w:r>
@@ -11913,7 +12320,6 @@
           <w:rFonts w:ascii="黑体" w:eastAsia="黑体" w:hint="eastAsia"/>
           <w:noProof/>
           <w:sz w:val="30"/>
-          <w:lang w:val="en-US"/>
         </w:rPr>
         <w:lastRenderedPageBreak/>
         <w:drawing>
@@ -11934,7 +12340,7 @@
                     </pic:cNvPicPr>
                   </pic:nvPicPr>
                   <pic:blipFill>
-                    <a:blip r:embed="rId30">
+                    <a:blip r:embed="rId33">
                       <a:extLst>
                         <a:ext uri="{28A0092B-C50C-407E-A947-70E740481C1C}">
                           <a14:useLocalDpi xmlns:a14="http://schemas.microsoft.com/office/drawing/2010/main" val="0"/>
@@ -11971,9 +12377,8 @@
         <w:pStyle w:val="af4"/>
         <w:spacing w:line="360" w:lineRule="auto"/>
         <w:rPr>
-          <w:rFonts w:ascii="黑体" w:eastAsia="黑体" w:hAnsi="Times New Roman" w:hint="eastAsia"/>
+          <w:rFonts w:ascii="黑体" w:eastAsia="黑体" w:hAnsi="Times New Roman"/>
           <w:sz w:val="30"/>
-          <w:lang w:val="en-US"/>
         </w:rPr>
       </w:pPr>
     </w:p>
@@ -59373,7 +59778,7 @@
   <w:style w:type="paragraph" w:styleId="af4">
     <w:name w:val="Plain Text"/>
     <w:basedOn w:val="a"/>
-    <w:link w:val="Char"/>
+    <w:link w:val="11"/>
     <w:rsid w:val="00273381"/>
     <w:pPr>
       <w:widowControl w:val="0"/>
@@ -59399,8 +59804,8 @@
       <w14:ligatures w14:val="none"/>
     </w:rPr>
   </w:style>
-  <w:style w:type="character" w:customStyle="1" w:styleId="Char">
-    <w:name w:val="纯文本 Char"/>
+  <w:style w:type="character" w:customStyle="1" w:styleId="11">
+    <w:name w:val="纯文本 字符1"/>
     <w:link w:val="af4"/>
     <w:rsid w:val="00273381"/>
     <w:rPr>
